--- a/quiz game system.docx
+++ b/quiz game system.docx
@@ -104,7 +104,6 @@
           <w:szCs w:val="28"/>
         </w:rPr>
       </w:pPr>
-      <w:bookmarkStart w:id="2" w:name="_GoBack"/>
       <w:proofErr w:type="spellStart"/>
       <w:r>
         <w:rPr>
@@ -148,7 +147,6 @@
         <w:t>Nepal</w:t>
       </w:r>
     </w:p>
-    <w:bookmarkEnd w:id="2"/>
     <w:p>
       <w:pPr>
         <w:spacing w:before="120" w:after="0" w:line="360" w:lineRule="auto"/>
@@ -191,8 +189,8 @@
           <w:szCs w:val="28"/>
         </w:rPr>
       </w:pPr>
-      <w:bookmarkStart w:id="3" w:name="_Toc52226986"/>
-      <w:bookmarkStart w:id="4" w:name="_Toc52224142"/>
+      <w:bookmarkStart w:id="2" w:name="_Toc52226986"/>
+      <w:bookmarkStart w:id="3" w:name="_Toc52224142"/>
       <w:r>
         <w:rPr>
           <w:b/>
@@ -202,7 +200,7 @@
         </w:rPr>
         <w:t>“</w:t>
       </w:r>
-      <w:bookmarkEnd w:id="3"/>
+      <w:bookmarkEnd w:id="2"/>
       <w:sdt>
         <w:sdtPr>
           <w:rPr>
@@ -242,7 +240,7 @@
         </w:rPr>
         <w:t>”</w:t>
       </w:r>
-      <w:bookmarkEnd w:id="4"/>
+      <w:bookmarkEnd w:id="3"/>
     </w:p>
     <w:p>
       <w:pPr>
@@ -2605,7 +2603,7 @@
           </w14:shadow>
         </w:rPr>
       </w:pPr>
-      <w:bookmarkStart w:id="5" w:name="_Toc229564763"/>
+      <w:bookmarkStart w:id="4" w:name="_Toc229564763"/>
       <w:r>
         <w:rPr>
           <w:b/>
@@ -2616,7 +2614,7 @@
         <w:lastRenderedPageBreak/>
         <w:t>Introduction</w:t>
       </w:r>
-      <w:bookmarkEnd w:id="5"/>
+      <w:bookmarkEnd w:id="4"/>
     </w:p>
     <w:p>
       <w:pPr>
@@ -2861,7 +2859,7 @@
           </w14:shadow>
         </w:rPr>
       </w:pPr>
-      <w:bookmarkStart w:id="6" w:name="_Toc229564764"/>
+      <w:bookmarkStart w:id="5" w:name="_Toc229564764"/>
       <w:r>
         <w:rPr>
           <w:b/>
@@ -2872,7 +2870,7 @@
         <w:lastRenderedPageBreak/>
         <w:t>Aim and scope</w:t>
       </w:r>
-      <w:bookmarkEnd w:id="6"/>
+      <w:bookmarkEnd w:id="5"/>
     </w:p>
     <w:p>
       <w:pPr>
@@ -2907,7 +2905,7 @@
           </w14:textOutline>
         </w:rPr>
       </w:pPr>
-      <w:bookmarkStart w:id="7" w:name="_Toc229564765"/>
+      <w:bookmarkStart w:id="6" w:name="_Toc229564765"/>
       <w:r>
         <w:rPr>
           <w:rFonts w:ascii="Times New Roman" w:hAnsi="Times New Roman" w:cs="Times New Roman"/>
@@ -2923,7 +2921,7 @@
         </w:rPr>
         <w:t>2.1 Aim</w:t>
       </w:r>
-      <w:bookmarkEnd w:id="7"/>
+      <w:bookmarkEnd w:id="6"/>
     </w:p>
     <w:p>
       <w:pPr>
@@ -3007,7 +3005,7 @@
           </w14:textOutline>
         </w:rPr>
       </w:pPr>
-      <w:bookmarkStart w:id="8" w:name="_Toc229564766"/>
+      <w:bookmarkStart w:id="7" w:name="_Toc229564766"/>
       <w:r>
         <w:rPr>
           <w:rFonts w:ascii="Times New Roman" w:hAnsi="Times New Roman" w:cs="Times New Roman"/>
@@ -3023,7 +3021,7 @@
         </w:rPr>
         <w:t>2.2 Scope</w:t>
       </w:r>
-      <w:bookmarkEnd w:id="8"/>
+      <w:bookmarkEnd w:id="7"/>
     </w:p>
     <w:p>
       <w:pPr>
@@ -3122,12 +3120,12 @@
       <w:pPr>
         <w:pStyle w:val="Heading1"/>
       </w:pPr>
-      <w:bookmarkStart w:id="9" w:name="_Toc229564767"/>
+      <w:bookmarkStart w:id="8" w:name="_Toc229564767"/>
       <w:r>
         <w:lastRenderedPageBreak/>
         <w:t>Objective</w:t>
       </w:r>
-      <w:bookmarkEnd w:id="9"/>
+      <w:bookmarkEnd w:id="8"/>
     </w:p>
     <w:p>
       <w:pPr>
@@ -3166,7 +3164,7 @@
           <w:rFonts w:cs="Times New Roman"/>
           <w:szCs w:val="24"/>
         </w:rPr>
-        <w:t>TO develop a user-friendly interface using C++ that allows players to navigate through different quiz categories seamlessly.</w:t>
+        <w:t>TO develop a user-friendly interface using C that allows players to navigate through different quiz categories seamlessly.</w:t>
       </w:r>
     </w:p>
     <w:p>
@@ -3347,7 +3345,7 @@
           </w14:shadow>
         </w:rPr>
       </w:pPr>
-      <w:bookmarkStart w:id="10" w:name="_Toc229564768"/>
+      <w:bookmarkStart w:id="9" w:name="_Toc229564768"/>
       <w:r>
         <w:rPr>
           <w:b/>
@@ -3376,7 +3374,7 @@
         </w:rPr>
         <w:t>f Previous System</w:t>
       </w:r>
-      <w:bookmarkEnd w:id="10"/>
+      <w:bookmarkEnd w:id="9"/>
     </w:p>
     <w:p>
       <w:pPr>
@@ -3696,7 +3694,7 @@
           </w14:shadow>
         </w:rPr>
       </w:pPr>
-      <w:bookmarkStart w:id="11" w:name="_Toc229564769"/>
+      <w:bookmarkStart w:id="10" w:name="_Toc229564769"/>
       <w:r>
         <w:rPr>
           <w:b/>
@@ -3707,7 +3705,7 @@
         <w:lastRenderedPageBreak/>
         <w:t>Current Problem and Proposed Solution</w:t>
       </w:r>
-      <w:bookmarkEnd w:id="11"/>
+      <w:bookmarkEnd w:id="10"/>
     </w:p>
     <w:p>
       <w:pPr>
@@ -3743,7 +3741,7 @@
           <w:szCs w:val="24"/>
         </w:rPr>
       </w:pPr>
-      <w:bookmarkStart w:id="12" w:name="_Toc229564770"/>
+      <w:bookmarkStart w:id="11" w:name="_Toc229564770"/>
       <w:r>
         <w:rPr>
           <w:rFonts w:ascii="Times New Roman" w:hAnsi="Times New Roman" w:cs="Times New Roman"/>
@@ -3754,7 +3752,7 @@
         </w:rPr>
         <w:t>Current Problem</w:t>
       </w:r>
-      <w:bookmarkEnd w:id="12"/>
+      <w:bookmarkEnd w:id="11"/>
     </w:p>
     <w:p>
       <w:pPr>
@@ -4203,7 +4201,7 @@
           </w14:shadow>
         </w:rPr>
       </w:pPr>
-      <w:bookmarkStart w:id="13" w:name="_Toc229564771"/>
+      <w:bookmarkStart w:id="12" w:name="_Toc229564771"/>
       <w:r>
         <w:rPr>
           <w:b/>
@@ -4214,7 +4212,7 @@
         <w:lastRenderedPageBreak/>
         <w:t>Detail Timeline</w:t>
       </w:r>
-      <w:bookmarkEnd w:id="13"/>
+      <w:bookmarkEnd w:id="12"/>
     </w:p>
     <w:p>
       <w:pPr>
@@ -4566,7 +4564,7 @@
           </w14:shadow>
         </w:rPr>
       </w:pPr>
-      <w:bookmarkStart w:id="14" w:name="_Toc229564772"/>
+      <w:bookmarkStart w:id="13" w:name="_Toc229564772"/>
       <w:r>
         <w:rPr>
           <w:b/>
@@ -4586,7 +4584,7 @@
         </w:rPr>
         <w:t>sign</w:t>
       </w:r>
-      <w:bookmarkEnd w:id="14"/>
+      <w:bookmarkEnd w:id="13"/>
     </w:p>
     <w:p>
       <w:pPr>
@@ -4614,7 +4612,7 @@
         </w:rPr>
         <w:t xml:space="preserve">  </w:t>
       </w:r>
-      <w:bookmarkStart w:id="15" w:name="_Toc229564773"/>
+      <w:bookmarkStart w:id="14" w:name="_Toc229564773"/>
       <w:r>
         <w:rPr>
           <w:rFonts w:ascii="Times New Roman" w:hAnsi="Times New Roman" w:cs="Times New Roman"/>
@@ -4625,7 +4623,7 @@
         </w:rPr>
         <w:t>Use case</w:t>
       </w:r>
-      <w:bookmarkEnd w:id="15"/>
+      <w:bookmarkEnd w:id="14"/>
     </w:p>
     <w:p>
       <w:pPr>
@@ -4641,8 +4639,8 @@
         </w:rPr>
         <w:drawing>
           <wp:inline distT="0" distB="0" distL="0" distR="0" wp14:anchorId="047FB2C9" wp14:editId="31FA7A06">
-            <wp:extent cx="5486400" cy="2552700"/>
-            <wp:effectExtent l="0" t="0" r="0" b="0"/>
+            <wp:extent cx="5486400" cy="2392680"/>
+            <wp:effectExtent l="0" t="0" r="0" b="7620"/>
             <wp:docPr id="7" name="Picture 7"/>
             <wp:cNvGraphicFramePr>
               <a:graphicFrameLocks xmlns:a="http://schemas.openxmlformats.org/drawingml/2006/main" noChangeAspect="1"/>
@@ -4654,7 +4652,7 @@
                     <pic:cNvPr id="7" name="use case.jpeg"/>
                     <pic:cNvPicPr/>
                   </pic:nvPicPr>
-                  <pic:blipFill>
+                  <pic:blipFill rotWithShape="1">
                     <a:blip r:embed="rId11" cstate="print">
                       <a:extLst>
                         <a:ext uri="{28A0092B-C50C-407E-A947-70E740481C1C}">
@@ -4662,18 +4660,25 @@
                         </a:ext>
                       </a:extLst>
                     </a:blip>
-                    <a:stretch>
-                      <a:fillRect/>
-                    </a:stretch>
+                    <a:srcRect l="-278" t="-3740" r="278" b="5919"/>
+                    <a:stretch/>
                   </pic:blipFill>
-                  <pic:spPr>
+                  <pic:spPr bwMode="auto">
                     <a:xfrm>
                       <a:off x="0" y="0"/>
-                      <a:ext cx="5486400" cy="2552700"/>
+                      <a:ext cx="5486400" cy="2392680"/>
                     </a:xfrm>
                     <a:prstGeom prst="rect">
                       <a:avLst/>
                     </a:prstGeom>
+                    <a:ln>
+                      <a:noFill/>
+                    </a:ln>
+                    <a:extLst>
+                      <a:ext uri="{53640926-AAD7-44D8-BBD7-CCE9431645EC}">
+                        <a14:shadowObscured xmlns:a14="http://schemas.microsoft.com/office/drawing/2010/main"/>
+                      </a:ext>
+                    </a:extLst>
                   </pic:spPr>
                 </pic:pic>
               </a:graphicData>
@@ -4691,8 +4696,8 @@
           <w:color w:val="000000" w:themeColor="text1"/>
         </w:rPr>
       </w:pPr>
-      <w:bookmarkStart w:id="16" w:name="_Toc229519833"/>
-      <w:bookmarkStart w:id="17" w:name="_Toc229564685"/>
+      <w:bookmarkStart w:id="15" w:name="_Toc229519833"/>
+      <w:bookmarkStart w:id="16" w:name="_Toc229564685"/>
       <w:r>
         <w:rPr>
           <w:color w:val="000000" w:themeColor="text1"/>
@@ -4736,13 +4741,15 @@
         </w:rPr>
         <w:t>:Use Case</w:t>
       </w:r>
+      <w:bookmarkEnd w:id="15"/>
       <w:bookmarkEnd w:id="16"/>
+    </w:p>
+    <w:p>
+      <w:pPr>
+        <w:spacing w:line="360" w:lineRule="auto"/>
+      </w:pPr>
+      <w:bookmarkStart w:id="17" w:name="_GoBack"/>
       <w:bookmarkEnd w:id="17"/>
-    </w:p>
-    <w:p>
-      <w:pPr>
-        <w:spacing w:line="360" w:lineRule="auto"/>
-      </w:pPr>
     </w:p>
     <w:p>
       <w:pPr>
@@ -4804,7 +4811,6 @@
           <w:sz w:val="24"/>
           <w:szCs w:val="24"/>
         </w:rPr>
-        <w:lastRenderedPageBreak/>
         <w:t xml:space="preserve"> </w:t>
       </w:r>
       <w:bookmarkStart w:id="18" w:name="_Toc229564774"/>
@@ -5019,7 +5025,6 @@
             <w14:srgbClr w14:val="000000"/>
           </w14:shadow>
         </w:rPr>
-        <w:lastRenderedPageBreak/>
         <w:t>Conclusion</w:t>
       </w:r>
       <w:bookmarkEnd w:id="20"/>
@@ -5041,7 +5046,15 @@
           <w:rFonts w:cs="Times New Roman"/>
           <w:szCs w:val="24"/>
         </w:rPr>
-        <w:t>The development of the Quiz Game System in C demonstrates that transitioning from manual, paper-based administration to a computerized format is the most effective method for modern assessment needs. By addressing the core issues of traditional systems—such as high data vulnerability, slow grading processes, and physical storage constraints—the team has delivered a platform that is both efficient and reliable.</w:t>
+        <w:t xml:space="preserve">The development of the Quiz Game System in C demonstrates that transitioning from manual, paper-based administration to a computerized format is the most effective method for modern assessment needs. By addressing the core issues of traditional systems—such </w:t>
+      </w:r>
+      <w:r>
+        <w:rPr>
+          <w:rFonts w:cs="Times New Roman"/>
+          <w:szCs w:val="24"/>
+        </w:rPr>
+        <w:lastRenderedPageBreak/>
+        <w:t>as high data vulnerability, slow grading processes, and physical storage constraints—the team has delivered a platform that is both efficient and reliable.</w:t>
       </w:r>
     </w:p>
     <w:p>
@@ -5252,7 +5265,9 @@
             <w:p>
               <w:pPr>
                 <w:pStyle w:val="Bibliography"/>
+                <w:spacing w:line="360" w:lineRule="auto"/>
                 <w:ind w:left="720" w:hanging="720"/>
+                <w:jc w:val="both"/>
                 <w:rPr>
                   <w:noProof/>
                   <w:szCs w:val="24"/>
@@ -5291,7 +5306,9 @@
             <w:p>
               <w:pPr>
                 <w:pStyle w:val="Bibliography"/>
+                <w:spacing w:line="360" w:lineRule="auto"/>
                 <w:ind w:left="720" w:hanging="720"/>
+                <w:jc w:val="both"/>
                 <w:rPr>
                   <w:noProof/>
                 </w:rPr>
@@ -5318,12 +5335,17 @@
               </w:r>
             </w:p>
             <w:p>
+              <w:pPr>
+                <w:spacing w:line="360" w:lineRule="auto"/>
+                <w:jc w:val="both"/>
+              </w:pPr>
               <w:r>
                 <w:rPr>
                   <w:b/>
                   <w:bCs/>
                   <w:noProof/>
                 </w:rPr>
+                <w:lastRenderedPageBreak/>
                 <w:fldChar w:fldCharType="end"/>
               </w:r>
             </w:p>
@@ -5383,6 +5405,9 @@
         <w:spacing w:line="360" w:lineRule="auto"/>
         <w:jc w:val="both"/>
       </w:pPr>
+      <w:r>
+        <w:t xml:space="preserve">  </w:t>
+      </w:r>
     </w:p>
     <w:sectPr>
       <w:pgSz w:w="12240" w:h="15840"/>
@@ -8245,7 +8270,7 @@
     <w:charset w:val="00"/>
     <w:family w:val="roman"/>
     <w:pitch w:val="variable"/>
-    <w:sig w:usb0="E0002EFF" w:usb1="C000785B" w:usb2="00000009" w:usb3="00000000" w:csb0="000001FF" w:csb1="00000000"/>
+    <w:sig w:usb0="E0002AFF" w:usb1="C0007843" w:usb2="00000009" w:usb3="00000000" w:csb0="000001FF" w:csb1="00000000"/>
   </w:font>
   <w:font w:name="Courier New">
     <w:panose1 w:val="02070309020205020404"/>
@@ -8266,14 +8291,14 @@
     <w:charset w:val="00"/>
     <w:family w:val="swiss"/>
     <w:pitch w:val="variable"/>
-    <w:sig w:usb0="E4002EFF" w:usb1="C200247B" w:usb2="00000009" w:usb3="00000000" w:csb0="000001FF" w:csb1="00000000"/>
+    <w:sig w:usb0="E00002FF" w:usb1="4000ACFF" w:usb2="00000001" w:usb3="00000000" w:csb0="0000019F" w:csb1="00000000"/>
   </w:font>
   <w:font w:name="Calibri Light">
     <w:panose1 w:val="020F0302020204030204"/>
     <w:charset w:val="00"/>
     <w:family w:val="swiss"/>
     <w:pitch w:val="variable"/>
-    <w:sig w:usb0="A0002AEF" w:usb1="4000207B" w:usb2="00000000" w:usb3="00000000" w:csb0="000001FF" w:csb1="00000000"/>
+    <w:sig w:usb0="A00002EF" w:usb1="4000207B" w:usb2="00000000" w:usb3="00000000" w:csb0="0000009F" w:csb1="00000000"/>
   </w:font>
 </w:fonts>
 </file>
@@ -8298,9 +8323,9 @@
     <w:rsid w:val="002C039F"/>
     <w:rsid w:val="002C3E76"/>
     <w:rsid w:val="004B67AB"/>
+    <w:rsid w:val="007B0C1B"/>
     <w:rsid w:val="009E7B04"/>
     <w:rsid w:val="00B52995"/>
-    <w:rsid w:val="00CF5F06"/>
   </w:rsids>
   <m:mathPr>
     <m:mathFont m:val="Cambria Math"/>
@@ -9115,7 +9140,7 @@
 </file>
 
 <file path=customXml/itemProps1.xml><?xml version="1.0" encoding="utf-8"?>
-<ds:datastoreItem xmlns:ds="http://schemas.openxmlformats.org/officeDocument/2006/customXml" ds:itemID="{8AD8EBDE-1014-4FCE-AC41-9B19AA8A4535}">
+<ds:datastoreItem xmlns:ds="http://schemas.openxmlformats.org/officeDocument/2006/customXml" ds:itemID="{CAF860EA-56B1-4200-8028-4DDA24A34C90}">
   <ds:schemaRefs>
     <ds:schemaRef ds:uri="http://schemas.openxmlformats.org/officeDocument/2006/bibliography"/>
   </ds:schemaRefs>

--- a/quiz game system.docx
+++ b/quiz game system.docx
@@ -1027,7 +1027,7 @@
           <w:noProof/>
           <w:szCs w:val="24"/>
         </w:rPr>
-        <w:t>13/05/2026</w:t>
+        <w:t>17/06/2026</w:t>
       </w:r>
       <w:r>
         <w:rPr>
@@ -1041,6 +1041,12 @@
     </w:p>
     <w:sdt>
       <w:sdtPr>
+        <w:rPr>
+          <w:rFonts w:ascii="Times New Roman" w:eastAsiaTheme="minorHAnsi" w:hAnsi="Times New Roman" w:cstheme="minorBidi"/>
+          <w:color w:val="auto"/>
+          <w:sz w:val="24"/>
+          <w:szCs w:val="22"/>
+        </w:rPr>
         <w:id w:val="262268155"/>
         <w:docPartObj>
           <w:docPartGallery w:val="Table of Contents"/>
@@ -1049,13 +1055,9 @@
       </w:sdtPr>
       <w:sdtEndPr>
         <w:rPr>
-          <w:rFonts w:ascii="Times New Roman" w:eastAsiaTheme="minorHAnsi" w:hAnsi="Times New Roman" w:cstheme="minorBidi"/>
           <w:b/>
           <w:bCs/>
           <w:noProof/>
-          <w:color w:val="auto"/>
-          <w:sz w:val="24"/>
-          <w:szCs w:val="22"/>
         </w:rPr>
       </w:sdtEndPr>
       <w:sdtContent>
@@ -2758,18 +2760,69 @@
       <w:r>
         <w:t>Existing system are manual so it is low and also there is high chance of data damage due to external cause, finding of customers details in need was more time consuming. For this environment we developed Quiz Game System.</w:t>
       </w:r>
-    </w:p>
-    <w:p>
-      <w:pPr>
-        <w:spacing w:line="360" w:lineRule="auto"/>
-        <w:jc w:val="both"/>
-      </w:pPr>
-    </w:p>
-    <w:p>
-      <w:pPr>
-        <w:spacing w:line="360" w:lineRule="auto"/>
-        <w:jc w:val="both"/>
-      </w:pPr>
+      <w:r>
+        <w:t xml:space="preserve"> Hi my </w:t>
+      </w:r>
+      <w:proofErr w:type="spellStart"/>
+      <w:r>
+        <w:t>na</w:t>
+      </w:r>
+      <w:proofErr w:type="spellEnd"/>
+      <w:r>
+        <w:t xml:space="preserve"> me is Prashant </w:t>
+      </w:r>
+      <w:proofErr w:type="gramStart"/>
+      <w:r>
+        <w:t>Tripathi .</w:t>
+      </w:r>
+      <w:proofErr w:type="spellStart"/>
+      <w:r>
+        <w:t>kdnakjejbfiqnidlasn</w:t>
+      </w:r>
+      <w:proofErr w:type="gramEnd"/>
+      <w:r>
+        <w:t>;fn</w:t>
+      </w:r>
+      <w:proofErr w:type="spellEnd"/>
+      <w:r>
+        <w:t xml:space="preserve"> v3quhrcpoh ;OF</w:t>
+      </w:r>
+      <w:r>
+        <w:t xml:space="preserve"> </w:t>
+      </w:r>
+      <w:r>
+        <w:t>digitally is one of the great ideas in this time period because each and every thing has been digitalized and many of the work pressures</w:t>
+      </w:r>
+    </w:p>
+    <w:p>
+      <w:pPr>
+        <w:spacing w:line="360" w:lineRule="auto"/>
+        <w:jc w:val="both"/>
+      </w:pPr>
+      <w:proofErr w:type="spellStart"/>
+      <w:proofErr w:type="gramStart"/>
+      <w:r>
+        <w:t>KWEIOFJOQDLKNASK;DNQOWIJDLAKNDwefiadjkbkdhaiwudhjababdia’f</w:t>
+      </w:r>
+      <w:proofErr w:type="spellEnd"/>
+      <w:proofErr w:type="gramEnd"/>
+    </w:p>
+    <w:p>
+      <w:pPr>
+        <w:spacing w:line="360" w:lineRule="auto"/>
+        <w:jc w:val="both"/>
+      </w:pPr>
+    </w:p>
+    <w:p>
+      <w:pPr>
+        <w:spacing w:line="360" w:lineRule="auto"/>
+        <w:jc w:val="both"/>
+      </w:pPr>
+      <w:r>
+        <w:t>ffddasdasda</w:t>
+      </w:r>
+      <w:bookmarkStart w:id="5" w:name="_GoBack"/>
+      <w:bookmarkEnd w:id="5"/>
     </w:p>
     <w:p>
       <w:pPr>
@@ -2859,7 +2912,7 @@
           </w14:shadow>
         </w:rPr>
       </w:pPr>
-      <w:bookmarkStart w:id="5" w:name="_Toc229564764"/>
+      <w:bookmarkStart w:id="6" w:name="_Toc229564764"/>
       <w:r>
         <w:rPr>
           <w:b/>
@@ -2867,10 +2920,9 @@
             <w14:srgbClr w14:val="000000"/>
           </w14:shadow>
         </w:rPr>
-        <w:lastRenderedPageBreak/>
         <w:t>Aim and scope</w:t>
       </w:r>
-      <w:bookmarkEnd w:id="5"/>
+      <w:bookmarkEnd w:id="6"/>
     </w:p>
     <w:p>
       <w:pPr>
@@ -2905,7 +2957,7 @@
           </w14:textOutline>
         </w:rPr>
       </w:pPr>
-      <w:bookmarkStart w:id="6" w:name="_Toc229564765"/>
+      <w:bookmarkStart w:id="7" w:name="_Toc229564765"/>
       <w:r>
         <w:rPr>
           <w:rFonts w:ascii="Times New Roman" w:hAnsi="Times New Roman" w:cs="Times New Roman"/>
@@ -2921,7 +2973,7 @@
         </w:rPr>
         <w:t>2.1 Aim</w:t>
       </w:r>
-      <w:bookmarkEnd w:id="6"/>
+      <w:bookmarkEnd w:id="7"/>
     </w:p>
     <w:p>
       <w:pPr>
@@ -3005,7 +3057,7 @@
           </w14:textOutline>
         </w:rPr>
       </w:pPr>
-      <w:bookmarkStart w:id="7" w:name="_Toc229564766"/>
+      <w:bookmarkStart w:id="8" w:name="_Toc229564766"/>
       <w:r>
         <w:rPr>
           <w:rFonts w:ascii="Times New Roman" w:hAnsi="Times New Roman" w:cs="Times New Roman"/>
@@ -3021,7 +3073,7 @@
         </w:rPr>
         <w:t>2.2 Scope</w:t>
       </w:r>
-      <w:bookmarkEnd w:id="7"/>
+      <w:bookmarkEnd w:id="8"/>
     </w:p>
     <w:p>
       <w:pPr>
@@ -3120,12 +3172,12 @@
       <w:pPr>
         <w:pStyle w:val="Heading1"/>
       </w:pPr>
-      <w:bookmarkStart w:id="8" w:name="_Toc229564767"/>
+      <w:bookmarkStart w:id="9" w:name="_Toc229564767"/>
       <w:r>
         <w:lastRenderedPageBreak/>
         <w:t>Objective</w:t>
       </w:r>
-      <w:bookmarkEnd w:id="8"/>
+      <w:bookmarkEnd w:id="9"/>
     </w:p>
     <w:p>
       <w:pPr>
@@ -3345,7 +3397,7 @@
           </w14:shadow>
         </w:rPr>
       </w:pPr>
-      <w:bookmarkStart w:id="9" w:name="_Toc229564768"/>
+      <w:bookmarkStart w:id="10" w:name="_Toc229564768"/>
       <w:r>
         <w:rPr>
           <w:b/>
@@ -3374,7 +3426,7 @@
         </w:rPr>
         <w:t>f Previous System</w:t>
       </w:r>
-      <w:bookmarkEnd w:id="9"/>
+      <w:bookmarkEnd w:id="10"/>
     </w:p>
     <w:p>
       <w:pPr>
@@ -3694,7 +3746,7 @@
           </w14:shadow>
         </w:rPr>
       </w:pPr>
-      <w:bookmarkStart w:id="10" w:name="_Toc229564769"/>
+      <w:bookmarkStart w:id="11" w:name="_Toc229564769"/>
       <w:r>
         <w:rPr>
           <w:b/>
@@ -3705,7 +3757,7 @@
         <w:lastRenderedPageBreak/>
         <w:t>Current Problem and Proposed Solution</w:t>
       </w:r>
-      <w:bookmarkEnd w:id="10"/>
+      <w:bookmarkEnd w:id="11"/>
     </w:p>
     <w:p>
       <w:pPr>
@@ -3741,7 +3793,7 @@
           <w:szCs w:val="24"/>
         </w:rPr>
       </w:pPr>
-      <w:bookmarkStart w:id="11" w:name="_Toc229564770"/>
+      <w:bookmarkStart w:id="12" w:name="_Toc229564770"/>
       <w:r>
         <w:rPr>
           <w:rFonts w:ascii="Times New Roman" w:hAnsi="Times New Roman" w:cs="Times New Roman"/>
@@ -3752,7 +3804,7 @@
         </w:rPr>
         <w:t>Current Problem</w:t>
       </w:r>
-      <w:bookmarkEnd w:id="11"/>
+      <w:bookmarkEnd w:id="12"/>
     </w:p>
     <w:p>
       <w:pPr>
@@ -4201,7 +4253,7 @@
           </w14:shadow>
         </w:rPr>
       </w:pPr>
-      <w:bookmarkStart w:id="12" w:name="_Toc229564771"/>
+      <w:bookmarkStart w:id="13" w:name="_Toc229564771"/>
       <w:r>
         <w:rPr>
           <w:b/>
@@ -4212,7 +4264,7 @@
         <w:lastRenderedPageBreak/>
         <w:t>Detail Timeline</w:t>
       </w:r>
-      <w:bookmarkEnd w:id="12"/>
+      <w:bookmarkEnd w:id="13"/>
     </w:p>
     <w:p>
       <w:pPr>
@@ -4564,7 +4616,7 @@
           </w14:shadow>
         </w:rPr>
       </w:pPr>
-      <w:bookmarkStart w:id="13" w:name="_Toc229564772"/>
+      <w:bookmarkStart w:id="14" w:name="_Toc229564772"/>
       <w:r>
         <w:rPr>
           <w:b/>
@@ -4584,7 +4636,7 @@
         </w:rPr>
         <w:t>sign</w:t>
       </w:r>
-      <w:bookmarkEnd w:id="13"/>
+      <w:bookmarkEnd w:id="14"/>
     </w:p>
     <w:p>
       <w:pPr>
@@ -4612,7 +4664,7 @@
         </w:rPr>
         <w:t xml:space="preserve">  </w:t>
       </w:r>
-      <w:bookmarkStart w:id="14" w:name="_Toc229564773"/>
+      <w:bookmarkStart w:id="15" w:name="_Toc229564773"/>
       <w:r>
         <w:rPr>
           <w:rFonts w:ascii="Times New Roman" w:hAnsi="Times New Roman" w:cs="Times New Roman"/>
@@ -4623,7 +4675,7 @@
         </w:rPr>
         <w:t>Use case</w:t>
       </w:r>
-      <w:bookmarkEnd w:id="14"/>
+      <w:bookmarkEnd w:id="15"/>
     </w:p>
     <w:p>
       <w:pPr>
@@ -4696,8 +4748,8 @@
           <w:color w:val="000000" w:themeColor="text1"/>
         </w:rPr>
       </w:pPr>
-      <w:bookmarkStart w:id="15" w:name="_Toc229519833"/>
-      <w:bookmarkStart w:id="16" w:name="_Toc229564685"/>
+      <w:bookmarkStart w:id="16" w:name="_Toc229519833"/>
+      <w:bookmarkStart w:id="17" w:name="_Toc229564685"/>
       <w:r>
         <w:rPr>
           <w:color w:val="000000" w:themeColor="text1"/>
@@ -4741,15 +4793,13 @@
         </w:rPr>
         <w:t>:Use Case</w:t>
       </w:r>
-      <w:bookmarkEnd w:id="15"/>
       <w:bookmarkEnd w:id="16"/>
-    </w:p>
-    <w:p>
-      <w:pPr>
-        <w:spacing w:line="360" w:lineRule="auto"/>
-      </w:pPr>
-      <w:bookmarkStart w:id="17" w:name="_GoBack"/>
       <w:bookmarkEnd w:id="17"/>
+    </w:p>
+    <w:p>
+      <w:pPr>
+        <w:spacing w:line="360" w:lineRule="auto"/>
+      </w:pPr>
     </w:p>
     <w:p>
       <w:pPr>
@@ -4859,7 +4909,7 @@
           <w:noProof/>
         </w:rPr>
         <w:drawing>
-          <wp:inline distT="0" distB="0" distL="0" distR="0">
+          <wp:inline distT="0" distB="0" distL="0" distR="0" wp14:anchorId="10CB9F91" wp14:editId="6EB538F1">
             <wp:extent cx="5379720" cy="2689860"/>
             <wp:effectExtent l="0" t="0" r="0" b="0"/>
             <wp:docPr id="9" name="Picture 9"/>
@@ -5224,13 +5274,6 @@
     <w:bookmarkStart w:id="21" w:name="_Toc229564776" w:displacedByCustomXml="next"/>
     <w:sdt>
       <w:sdtPr>
-        <w:id w:val="-644749314"/>
-        <w:docPartObj>
-          <w:docPartGallery w:val="Bibliographies"/>
-          <w:docPartUnique/>
-        </w:docPartObj>
-      </w:sdtPr>
-      <w:sdtEndPr>
         <w:rPr>
           <w:rFonts w:eastAsiaTheme="minorHAnsi" w:cstheme="minorBidi"/>
           <w:color w:val="auto"/>
@@ -5245,7 +5288,13 @@
             <w14:bevel/>
           </w14:textOutline>
         </w:rPr>
-      </w:sdtEndPr>
+        <w:id w:val="-644749314"/>
+        <w:docPartObj>
+          <w:docPartGallery w:val="Bibliographies"/>
+          <w:docPartUnique/>
+        </w:docPartObj>
+      </w:sdtPr>
+      <w:sdtEndPr/>
       <w:sdtContent>
         <w:p>
           <w:pPr>
@@ -5261,6 +5310,7 @@
             <w:id w:val="-573587230"/>
             <w:bibliography/>
           </w:sdtPr>
+          <w:sdtEndPr/>
           <w:sdtContent>
             <w:p>
               <w:pPr>
@@ -8270,7 +8320,7 @@
     <w:charset w:val="00"/>
     <w:family w:val="roman"/>
     <w:pitch w:val="variable"/>
-    <w:sig w:usb0="E0002AFF" w:usb1="C0007843" w:usb2="00000009" w:usb3="00000000" w:csb0="000001FF" w:csb1="00000000"/>
+    <w:sig w:usb0="E0002EFF" w:usb1="C000785B" w:usb2="00000009" w:usb3="00000000" w:csb0="000001FF" w:csb1="00000000"/>
   </w:font>
   <w:font w:name="Courier New">
     <w:panose1 w:val="02070309020205020404"/>
@@ -8291,14 +8341,14 @@
     <w:charset w:val="00"/>
     <w:family w:val="swiss"/>
     <w:pitch w:val="variable"/>
-    <w:sig w:usb0="E00002FF" w:usb1="4000ACFF" w:usb2="00000001" w:usb3="00000000" w:csb0="0000019F" w:csb1="00000000"/>
+    <w:sig w:usb0="E4002EFF" w:usb1="C200247B" w:usb2="00000009" w:usb3="00000000" w:csb0="000001FF" w:csb1="00000000"/>
   </w:font>
   <w:font w:name="Calibri Light">
     <w:panose1 w:val="020F0302020204030204"/>
     <w:charset w:val="00"/>
     <w:family w:val="swiss"/>
     <w:pitch w:val="variable"/>
-    <w:sig w:usb0="A00002EF" w:usb1="4000207B" w:usb2="00000000" w:usb3="00000000" w:csb0="0000009F" w:csb1="00000000"/>
+    <w:sig w:usb0="E4002EFF" w:usb1="C200247B" w:usb2="00000009" w:usb3="00000000" w:csb0="000001FF" w:csb1="00000000"/>
   </w:font>
 </w:fonts>
 </file>
@@ -9140,7 +9190,7 @@
 </file>
 
 <file path=customXml/itemProps1.xml><?xml version="1.0" encoding="utf-8"?>
-<ds:datastoreItem xmlns:ds="http://schemas.openxmlformats.org/officeDocument/2006/customXml" ds:itemID="{CAF860EA-56B1-4200-8028-4DDA24A34C90}">
+<ds:datastoreItem xmlns:ds="http://schemas.openxmlformats.org/officeDocument/2006/customXml" ds:itemID="{B068D45D-C7E0-422D-9D84-A9E3A2B9F303}">
   <ds:schemaRefs>
     <ds:schemaRef ds:uri="http://schemas.openxmlformats.org/officeDocument/2006/bibliography"/>
   </ds:schemaRefs>
